--- a/04b_ResolutionCinematique/19_Sympact_04b_ResolutionCinematique.docx
+++ b/04b_ResolutionCinematique/19_Sympact_04b_ResolutionCinematique.docx
@@ -13,39 +13,18 @@
         <w:t xml:space="preserve"> –</w:t>
       </w:r>
       <w:r>
-        <w:t xml:space="preserve"> 45 </w:t>
+        <w:t xml:space="preserve"> </w:t>
       </w:r>
       <w:r>
-        <w:tab/>
+        <w:t>5</w:t>
+      </w:r>
+      <w:r>
+        <w:t xml:space="preserve">5 </w:t>
       </w:r>
       <w:r>
         <w:t>minutes</w:t>
       </w:r>
     </w:p>
-    <w:p/>
-    <w:p/>
-    <w:p>
-      <w:pPr>
-        <w:rPr>
-          <w:b/>
-          <w:bCs/>
-          <w:color w:val="EE0000"/>
-          <w:sz w:val="96"/>
-          <w:szCs w:val="144"/>
-        </w:rPr>
-      </w:pPr>
-      <w:r>
-        <w:rPr>
-          <w:b/>
-          <w:bCs/>
-          <w:color w:val="EE0000"/>
-          <w:sz w:val="96"/>
-          <w:szCs w:val="144"/>
-        </w:rPr>
-        <w:t>A FINIR</w:t>
-      </w:r>
-    </w:p>
-    <w:p/>
     <w:p/>
     <w:tbl>
       <w:tblPr>
@@ -350,13 +329,7 @@
               <w:jc w:val="left"/>
             </w:pPr>
             <w:r>
-              <w:t>Les éléments de corrigés sont présents ici</w:t>
-            </w:r>
-            <w:r>
-              <w:t> :</w:t>
-            </w:r>
-            <w:r>
-              <w:t>.</w:t>
+              <w:t>Les éléments de corrigés sont présents ici :.</w:t>
             </w:r>
           </w:p>
           <w:p>
@@ -427,7 +400,6 @@
             <w:r>
               <w:t xml:space="preserve">Mode d’utilisation : </w:t>
             </w:r>
-            <w:proofErr w:type="spellStart"/>
             <w:r>
               <w:t>les_t,les_x,les_</w:t>
             </w:r>
@@ -437,41 +409,11 @@
             <w:r>
               <w:t>,les_a</w:t>
             </w:r>
-            <w:proofErr w:type="spellEnd"/>
             <w:r>
               <w:t xml:space="preserve"> = </w:t>
             </w:r>
-            <w:proofErr w:type="spellStart"/>
-            <w:r>
-              <w:t>calcule_profil</w:t>
-            </w:r>
-            <w:proofErr w:type="spellEnd"/>
-            <w:r>
-              <w:t xml:space="preserve">(L, </w:t>
-            </w:r>
-            <w:proofErr w:type="spellStart"/>
-            <w:r>
-              <w:t>vmax</w:t>
-            </w:r>
-            <w:proofErr w:type="spellEnd"/>
-            <w:r>
-              <w:t xml:space="preserve">, </w:t>
-            </w:r>
-            <w:proofErr w:type="spellStart"/>
-            <w:r>
-              <w:t>amax</w:t>
-            </w:r>
-            <w:proofErr w:type="spellEnd"/>
-            <w:r>
-              <w:t xml:space="preserve">, </w:t>
-            </w:r>
-            <w:proofErr w:type="spellStart"/>
-            <w:r>
-              <w:t>dt</w:t>
-            </w:r>
-            <w:proofErr w:type="spellEnd"/>
-            <w:r>
-              <w:t>)</w:t>
+            <w:r>
+              <w:t>calcule_profil(L, vmax, amax, dt)</w:t>
             </w:r>
             <w:r>
               <w:t xml:space="preserve"> avec : </w:t>
@@ -487,40 +429,8 @@
               <w:spacing w:line="240" w:lineRule="auto"/>
               <w:jc w:val="left"/>
             </w:pPr>
-            <w:proofErr w:type="spellStart"/>
-            <w:r>
-              <w:t>les_t</w:t>
-            </w:r>
-            <w:proofErr w:type="spellEnd"/>
-            <w:r>
-              <w:t xml:space="preserve">, </w:t>
-            </w:r>
-            <w:proofErr w:type="spellStart"/>
-            <w:r>
-              <w:t>les_x</w:t>
-            </w:r>
-            <w:proofErr w:type="spellEnd"/>
-            <w:r>
-              <w:t xml:space="preserve">, </w:t>
-            </w:r>
-            <w:proofErr w:type="spellStart"/>
-            <w:r>
-              <w:t>les_v</w:t>
-            </w:r>
-            <w:proofErr w:type="spellEnd"/>
-            <w:r>
-              <w:t xml:space="preserve">, </w:t>
-            </w:r>
-            <w:proofErr w:type="spellStart"/>
-            <w:r>
-              <w:t>les_a</w:t>
-            </w:r>
-            <w:proofErr w:type="spellEnd"/>
-            <w:r>
-              <w:t xml:space="preserve"> les temps, positions, vitesses et accélérations calculées</w:t>
-            </w:r>
-            <w:r>
-              <w:t>,</w:t>
+            <w:r>
+              <w:t>les_t, les_x, les_v, les_a les temps, positions, vitesses et accélérations calculées,</w:t>
             </w:r>
           </w:p>
           <w:p>
@@ -534,10 +444,7 @@
               <w:jc w:val="left"/>
             </w:pPr>
             <w:r>
-              <w:t>L : distance à parcourir (en m ou en rad)</w:t>
-            </w:r>
-            <w:r>
-              <w:t>,</w:t>
+              <w:t>L : distance à parcourir (en m ou en rad),</w:t>
             </w:r>
           </w:p>
           <w:p>
@@ -550,16 +457,8 @@
               <w:spacing w:line="240" w:lineRule="auto"/>
               <w:jc w:val="left"/>
             </w:pPr>
-            <w:proofErr w:type="spellStart"/>
-            <w:r>
-              <w:t>vmax</w:t>
-            </w:r>
-            <w:proofErr w:type="spellEnd"/>
-            <w:r>
-              <w:t> : vitesse maximale de l’actionneur (en m/s ou en rad/s)</w:t>
-            </w:r>
-            <w:r>
-              <w:t>,</w:t>
+            <w:r>
+              <w:t>vmax : vitesse maximale de l’actionneur (en m/s ou en rad/s),</w:t>
             </w:r>
           </w:p>
           <w:p>
@@ -572,16 +471,8 @@
               <w:spacing w:line="240" w:lineRule="auto"/>
               <w:jc w:val="left"/>
             </w:pPr>
-            <w:proofErr w:type="spellStart"/>
-            <w:r>
-              <w:t>amax</w:t>
-            </w:r>
-            <w:proofErr w:type="spellEnd"/>
-            <w:r>
-              <w:t> : accélération maximale de l’actionneur (en m/s² ou en rad/s²)</w:t>
-            </w:r>
-            <w:r>
-              <w:t>,</w:t>
+            <w:r>
+              <w:t>amax : accélération maximale de l’actionneur (en m/s² ou en rad/s²),</w:t>
             </w:r>
           </w:p>
           <w:p>
@@ -594,13 +485,8 @@
               <w:spacing w:line="240" w:lineRule="auto"/>
               <w:jc w:val="left"/>
             </w:pPr>
-            <w:proofErr w:type="spellStart"/>
-            <w:r>
-              <w:t>dt</w:t>
-            </w:r>
-            <w:proofErr w:type="spellEnd"/>
-            <w:r>
-              <w:t> : pas de temps de votre simulation.</w:t>
+            <w:r>
+              <w:t>dt : pas de temps de votre simulation.</w:t>
             </w:r>
           </w:p>
         </w:tc>
@@ -656,7 +542,7 @@
                 <w:szCs w:val="24"/>
                 <w:lang w:eastAsia="fr-FR"/>
               </w:rPr>
-              <w:t>Résoudre numériquement</w:t>
+              <w:t>Analyser et Résoudre</w:t>
             </w:r>
           </w:p>
         </w:tc>
@@ -752,20 +638,91 @@
               <w:spacing w:line="240" w:lineRule="auto"/>
             </w:pPr>
             <w:r>
-              <w:t xml:space="preserve">En utilisant </w:t>
-            </w:r>
-            <w:r>
-              <w:t>Capytale</w:t>
-            </w:r>
-            <w:r>
+              <w:t>On souhaite que la barrière s’ouvre en 1s. La loi de commande est une loi de vitesse en trapèze en sortie du réducteur. L’accélération angulaire et la décélération angulaires sont forcément atteintes.</w:t>
+            </w:r>
+          </w:p>
+          <w:p>
+            <w:pPr>
+              <w:pStyle w:val="Paragraphedeliste"/>
+              <w:numPr>
+                <w:ilvl w:val="1"/>
+                <w:numId w:val="10"/>
+              </w:numPr>
+              <w:spacing w:line="240" w:lineRule="auto"/>
+            </w:pPr>
+            <w:r>
+              <w:t>Déterminer le temps d’accélération et de décélération, le temps à vitesse constante et la valeur de la vitesse constante.</w:t>
+            </w:r>
+          </w:p>
+        </w:tc>
+      </w:tr>
+    </w:tbl>
+    <w:p/>
+    <w:tbl>
+      <w:tblPr>
+        <w:tblStyle w:val="Grilledutableau"/>
+        <w:tblW w:w="0" w:type="auto"/>
+        <w:tblBorders>
+          <w:top w:val="single" w:sz="4" w:space="0" w:color="002060"/>
+          <w:left w:val="single" w:sz="4" w:space="0" w:color="002060"/>
+          <w:bottom w:val="single" w:sz="4" w:space="0" w:color="002060"/>
+          <w:right w:val="single" w:sz="4" w:space="0" w:color="002060"/>
+          <w:insideH w:val="none" w:sz="0" w:space="0" w:color="auto"/>
+          <w:insideV w:val="none" w:sz="0" w:space="0" w:color="auto"/>
+        </w:tblBorders>
+        <w:shd w:val="clear" w:color="auto" w:fill="DDE8FF"/>
+        <w:tblLook w:val="04A0" w:firstRow="1" w:lastRow="0" w:firstColumn="1" w:lastColumn="0" w:noHBand="0" w:noVBand="1"/>
+      </w:tblPr>
+      <w:tblGrid>
+        <w:gridCol w:w="846"/>
+        <w:gridCol w:w="9348"/>
+      </w:tblGrid>
+      <w:tr>
+        <w:trPr>
+          <w:cantSplit/>
+          <w:trHeight w:val="1850"/>
+        </w:trPr>
+        <w:tc>
+          <w:tcPr>
+            <w:tcW w:w="846" w:type="dxa"/>
+            <w:shd w:val="clear" w:color="auto" w:fill="DDE8FF"/>
+            <w:textDirection w:val="btLr"/>
+            <w:vAlign w:val="center"/>
+          </w:tcPr>
+          <w:p>
+            <w:pPr>
+              <w:ind w:left="113" w:right="113"/>
+              <w:jc w:val="center"/>
               <w:rPr>
+                <w:rFonts w:ascii="Tw Cen MT" w:hAnsi="Tw Cen MT"/>
                 <w:b/>
-                <w:bCs/>
+                <w:lang w:eastAsia="fr-FR"/>
               </w:rPr>
-              <w:t xml:space="preserve">, </w:t>
-            </w:r>
-            <w:r>
-              <w:t>tracer la position angulaire, la vitesse angulaire et l’accélération angulaire du moteur.</w:t>
+            </w:pPr>
+            <w:r>
+              <w:rPr>
+                <w:rFonts w:ascii="Tw Cen MT" w:hAnsi="Tw Cen MT"/>
+                <w:b/>
+                <w:sz w:val="22"/>
+                <w:szCs w:val="24"/>
+                <w:lang w:eastAsia="fr-FR"/>
+              </w:rPr>
+              <w:t>Résoudre numériquement</w:t>
+            </w:r>
+          </w:p>
+        </w:tc>
+        <w:tc>
+          <w:tcPr>
+            <w:tcW w:w="9348" w:type="dxa"/>
+            <w:shd w:val="clear" w:color="auto" w:fill="DDE8FF"/>
+            <w:vAlign w:val="center"/>
+          </w:tcPr>
+          <w:p>
+            <w:pPr>
+              <w:pStyle w:val="Activits"/>
+            </w:pPr>
+            <w:r>
+              <w:t xml:space="preserve"> </w:t>
             </w:r>
           </w:p>
           <w:p>
@@ -778,6 +735,43 @@
               <w:spacing w:line="240" w:lineRule="auto"/>
             </w:pPr>
             <w:r>
+              <w:t>Dans Capytale, modifier la fonction calcule temps permettant de calculer les valeurs précédentes.</w:t>
+            </w:r>
+          </w:p>
+          <w:p>
+            <w:pPr>
+              <w:pStyle w:val="Paragraphedeliste"/>
+              <w:numPr>
+                <w:ilvl w:val="0"/>
+                <w:numId w:val="10"/>
+              </w:numPr>
+              <w:spacing w:line="240" w:lineRule="auto"/>
+            </w:pPr>
+            <w:r>
+              <w:t xml:space="preserve">Dans Capytale; écrire la fonction </w:t>
+            </w:r>
+            <w:r>
+              <w:t>derive(les_t,les_x)</w:t>
+            </w:r>
+            <w:r>
+              <w:t xml:space="preserve"> permettant de réaliser une dérivée numérique de les_x. La fonction devra renvoyer une liste (ou un tableau numpy) de la même taille que les_x.</w:t>
+            </w:r>
+          </w:p>
+          <w:p>
+            <w:pPr>
+              <w:spacing w:line="240" w:lineRule="auto"/>
+            </w:pPr>
+          </w:p>
+          <w:p>
+            <w:pPr>
+              <w:pStyle w:val="Paragraphedeliste"/>
+              <w:numPr>
+                <w:ilvl w:val="0"/>
+                <w:numId w:val="10"/>
+              </w:numPr>
+              <w:spacing w:line="240" w:lineRule="auto"/>
+            </w:pPr>
+            <w:r>
               <w:t>En utilisant Capytale</w:t>
             </w:r>
             <w:r>
@@ -788,13 +782,76 @@
               <w:t xml:space="preserve">, </w:t>
             </w:r>
             <w:r>
-              <w:t>tracer la position angulaire, la vitesse angulaire et l’accélération angulaire d</w:t>
-            </w:r>
-            <w:r>
-              <w:t>e la barrière</w:t>
-            </w:r>
-            <w:r>
-              <w:t>.</w:t>
+              <w:t>tracer la position angulaire, la vitesse angulaire et l’accélération angulaire du moteur</w:t>
+            </w:r>
+            <w:r>
+              <w:t xml:space="preserve"> en fonction du temps.</w:t>
+            </w:r>
+          </w:p>
+          <w:p>
+            <w:pPr>
+              <w:pStyle w:val="Paragraphedeliste"/>
+              <w:numPr>
+                <w:ilvl w:val="0"/>
+                <w:numId w:val="10"/>
+              </w:numPr>
+              <w:spacing w:line="240" w:lineRule="auto"/>
+            </w:pPr>
+            <w:r>
+              <w:t>En utilisant Capytale</w:t>
+            </w:r>
+            <w:r>
+              <w:rPr>
+                <w:b/>
+                <w:bCs/>
+              </w:rPr>
+              <w:t xml:space="preserve">, </w:t>
+            </w:r>
+            <w:r>
+              <w:t>tracer la position angulaire, la vitesse angulaire et l’accélération angulaire de la barrière</w:t>
+            </w:r>
+            <w:r>
+              <w:t xml:space="preserve"> </w:t>
+            </w:r>
+            <w:r>
+              <w:t>en fonction du temps.</w:t>
+            </w:r>
+          </w:p>
+          <w:p>
+            <w:pPr>
+              <w:pStyle w:val="Paragraphedeliste"/>
+              <w:numPr>
+                <w:ilvl w:val="0"/>
+                <w:numId w:val="10"/>
+              </w:numPr>
+              <w:spacing w:line="240" w:lineRule="auto"/>
+            </w:pPr>
+            <w:r>
+              <w:t>En utilisant Capytale</w:t>
+            </w:r>
+            <w:r>
+              <w:rPr>
+                <w:b/>
+                <w:bCs/>
+              </w:rPr>
+              <w:t xml:space="preserve">, </w:t>
+            </w:r>
+            <w:r>
+              <w:t>tracer la position</w:t>
+            </w:r>
+            <w:r>
+              <w:t xml:space="preserve"> </w:t>
+            </w:r>
+            <m:oMath>
+              <m:r>
+                <w:rPr>
+                  <w:rFonts w:ascii="Cambria Math" w:hAnsi="Cambria Math"/>
+                </w:rPr>
+                <m:t>λ</m:t>
+              </m:r>
+            </m:oMath>
+            <w:r>
+              <w:t>, la vitesse et l’accélération angulaire en fonction du temps.</w:t>
             </w:r>
           </w:p>
         </w:tc>

--- a/04b_ResolutionCinematique/19_Sympact_04b_ResolutionCinematique.docx
+++ b/04b_ResolutionCinematique/19_Sympact_04b_ResolutionCinematique.docx
@@ -493,6 +493,15 @@
       </w:tr>
     </w:tbl>
     <w:p/>
+    <w:p>
+      <w:r>
+        <w:t xml:space="preserve">Sujet : </w:t>
+      </w:r>
+      <w:r>
+        <w:t>https://capytale2.ac-paris.fr/web/c/12c9-10619620</w:t>
+      </w:r>
+    </w:p>
+    <w:p/>
     <w:tbl>
       <w:tblPr>
         <w:tblStyle w:val="Grilledutableau"/>
@@ -811,10 +820,7 @@
               <w:t>tracer la position angulaire, la vitesse angulaire et l’accélération angulaire de la barrière</w:t>
             </w:r>
             <w:r>
-              <w:t xml:space="preserve"> </w:t>
-            </w:r>
-            <w:r>
-              <w:t>en fonction du temps.</w:t>
+              <w:t xml:space="preserve"> en fonction du temps.</w:t>
             </w:r>
           </w:p>
           <w:p>
@@ -837,10 +843,7 @@
               <w:t xml:space="preserve">, </w:t>
             </w:r>
             <w:r>
-              <w:t>tracer la position</w:t>
-            </w:r>
-            <w:r>
-              <w:t xml:space="preserve"> </w:t>
+              <w:t xml:space="preserve">tracer la position </w:t>
             </w:r>
             <m:oMath>
               <m:r>
@@ -858,6 +861,14 @@
       </w:tr>
     </w:tbl>
     <w:p/>
+    <w:p>
+      <w:r>
+        <w:t xml:space="preserve">Corrigé : </w:t>
+      </w:r>
+      <w:r>
+        <w:t>https://capytale2.ac-paris.fr/web/c/c529-10606627</w:t>
+      </w:r>
+    </w:p>
     <w:tbl>
       <w:tblPr>
         <w:tblStyle w:val="Grilledutableau"/>
